--- a/Final_phase_Article/Writing/Protocol_for_paper/Protocol_Syst_Review_Surgical_RCT_2026_01_11_JRR.docx
+++ b/Final_phase_Article/Writing/Protocol_for_paper/Protocol_Syst_Review_Surgical_RCT_2026_01_11_JRR.docx
@@ -2129,7 +2129,7 @@
       </w:pPr>
       <w:ins w:id="60" w:author="Joana Rodrigues Ribeiro" w:date="2026-01-10T16:49:00Z" w16du:dateUtc="2026-01-10T15:49:00Z">
         <w:r>
-          <w:t xml:space="preserve">In this broader meta-research </w:t>
+          <w:t xml:space="preserve">In this meta-research </w:t>
         </w:r>
       </w:ins>
       <w:ins w:id="61" w:author="Joana Rodrigues Ribeiro" w:date="2026-01-10T16:50:00Z" w16du:dateUtc="2026-01-10T15:50:00Z">
@@ -2139,42 +2139,52 @@
       </w:ins>
       <w:ins w:id="62" w:author="Joana Rodrigues Ribeiro" w:date="2026-01-10T16:49:00Z" w16du:dateUtc="2026-01-10T15:49:00Z">
         <w:r>
-          <w:t>, we aim to assess to what extent surgical RCTs, across all surgical fields, are designed and reported in a manner that meaningfully informs clinical practice.</w:t>
+          <w:t>, we aim to assess to what extent surgical RCTs</w:t>
         </w:r>
       </w:ins>
+      <w:ins w:id="63" w:author="Joana Rodrigues Ribeiro" w:date="2026-01-12T17:13:00Z" w16du:dateUtc="2026-01-12T16:13:00Z">
+        <w:r>
+          <w:t xml:space="preserve"> publish</w:t>
+        </w:r>
+      </w:ins>
+      <w:ins w:id="64" w:author="Joana Rodrigues Ribeiro" w:date="2026-01-10T16:49:00Z" w16du:dateUtc="2026-01-10T15:49:00Z">
+        <w:r>
+          <w:t>, across all surgical fields, are designed and reported in a manner that meaningfully informs clinical practice.</w:t>
+        </w:r>
+      </w:ins>
     </w:p>
     <w:p>
       <w:pPr>
         <w:pStyle w:val="Heading2"/>
         <w:rPr>
-          <w:del w:id="63" w:author="Joana Rodrigues Ribeiro" w:date="2026-01-10T16:49:00Z" w16du:dateUtc="2026-01-10T15:49:00Z"/>
-        </w:rPr>
-      </w:pPr>
-      <w:del w:id="64" w:author="Joana Rodrigues Ribeiro" w:date="2026-01-10T16:49:00Z" w16du:dateUtc="2026-01-10T15:49:00Z">
+          <w:del w:id="65" w:author="Joana Rodrigues Ribeiro" w:date="2026-01-10T16:49:00Z" w16du:dateUtc="2026-01-10T15:49:00Z"/>
+        </w:rPr>
+      </w:pPr>
+      <w:del w:id="66" w:author="Joana Rodrigues Ribeiro" w:date="2026-01-10T16:49:00Z" w16du:dateUtc="2026-01-10T15:49:00Z">
         <w:r>
           <w:delText xml:space="preserve">This meta-research </w:delText>
         </w:r>
-        <w:commentRangeStart w:id="65"/>
+        <w:commentRangeStart w:id="67"/>
         <w:r>
           <w:delText>study</w:delText>
         </w:r>
-        <w:commentRangeEnd w:id="65"/>
+        <w:commentRangeEnd w:id="67"/>
         <w:r>
           <w:rPr>
             <w:rStyle w:val="CommentReference"/>
           </w:rPr>
-          <w:commentReference w:id="65"/>
+          <w:commentReference w:id="67"/>
         </w:r>
         <w:r>
           <w:delText xml:space="preserve"> on surgical RCTs aims to investigate the extent of shortcomings in planning. Secondly, we aim to assess the incorporation of clinical relevance in</w:delText>
         </w:r>
       </w:del>
-      <w:del w:id="66" w:author="Joana Rodrigues Ribeiro" w:date="2026-01-10T12:34:00Z" w16du:dateUtc="2026-01-10T11:34:00Z">
+      <w:del w:id="68" w:author="Joana Rodrigues Ribeiro" w:date="2026-01-10T12:34:00Z" w16du:dateUtc="2026-01-10T11:34:00Z">
         <w:r>
           <w:delText xml:space="preserve"> trial design, endpoint selection, and interpretation</w:delText>
         </w:r>
       </w:del>
-      <w:del w:id="67" w:author="Joana Rodrigues Ribeiro" w:date="2026-01-10T16:49:00Z" w16du:dateUtc="2026-01-10T15:49:00Z">
+      <w:del w:id="69" w:author="Joana Rodrigues Ribeiro" w:date="2026-01-10T16:49:00Z" w16du:dateUtc="2026-01-10T15:49:00Z">
         <w:r>
           <w:delText>.</w:delText>
         </w:r>
@@ -2183,9 +2193,9 @@
     <w:p>
       <w:pPr>
         <w:rPr>
-          <w:ins w:id="68" w:author="Joana Rodrigues Ribeiro" w:date="2026-01-10T16:49:00Z" w16du:dateUtc="2026-01-10T15:49:00Z"/>
-        </w:rPr>
-        <w:pPrChange w:id="69" w:author="Joana Rodrigues Ribeiro" w:date="2026-01-10T16:49:00Z" w16du:dateUtc="2026-01-10T15:49:00Z">
+          <w:ins w:id="70" w:author="Joana Rodrigues Ribeiro" w:date="2026-01-10T16:49:00Z" w16du:dateUtc="2026-01-10T15:49:00Z"/>
+        </w:rPr>
+        <w:pPrChange w:id="71" w:author="Joana Rodrigues Ribeiro" w:date="2026-01-10T16:49:00Z" w16du:dateUtc="2026-01-10T15:49:00Z">
           <w:pPr>
             <w:spacing w:after="217"/>
             <w:ind w:right="34"/>
@@ -2252,9 +2262,61 @@
       </w:r>
     </w:p>
     <w:p>
-      <w:commentRangeStart w:id="76"/>
-      <w:commentRangeStart w:id="77"/>
       <w:commentRangeStart w:id="78"/>
+      <w:commentRangeStart w:id="79"/>
+      <w:commentRangeStart w:id="80"/>
+      <w:del w:id="81" w:author="Joana Rodrigues Ribeiro" w:date="2026-01-12T17:11:00Z" w16du:dateUtc="2026-01-12T16:11:00Z">
+        <w:r>
+          <w:rPr>
+            <w:rFonts w:ascii="Helvetica" w:hAnsi="Helvetica" w:cs="Helvetica"/>
+            <w:sz w:val="24"/>
+            <w:szCs w:val="24"/>
+            <w:lang w:val="en-US"/>
+          </w:rPr>
+          <w:delText xml:space="preserve">Systematic </w:delText>
+        </w:r>
+        <w:commentRangeEnd w:id="78"/>
+        <w:r>
+          <w:rPr>
+            <w:rStyle w:val="CommentReference"/>
+          </w:rPr>
+          <w:commentReference w:id="78"/>
+        </w:r>
+        <w:commentRangeEnd w:id="79"/>
+        <w:r>
+          <w:rPr>
+            <w:rStyle w:val="CommentReference"/>
+          </w:rPr>
+          <w:commentReference w:id="79"/>
+        </w:r>
+        <w:commentRangeEnd w:id="80"/>
+        <w:r>
+          <w:rPr>
+            <w:rStyle w:val="CommentReference"/>
+          </w:rPr>
+          <w:commentReference w:id="80"/>
+        </w:r>
+        <w:r>
+          <w:rPr>
+            <w:rFonts w:ascii="Helvetica" w:hAnsi="Helvetica" w:cs="Helvetica"/>
+            <w:sz w:val="24"/>
+            <w:szCs w:val="24"/>
+            <w:lang w:val="en-US"/>
+          </w:rPr>
+          <w:delText>review</w:delText>
+        </w:r>
+      </w:del>
+      <w:ins w:id="82" w:author="Joana Rodrigues Ribeiro" w:date="2026-01-12T17:11:00Z" w16du:dateUtc="2026-01-12T16:11:00Z">
+        <w:r>
+          <w:rPr>
+            <w:rFonts w:ascii="Helvetica" w:hAnsi="Helvetica" w:cs="Helvetica"/>
+            <w:sz w:val="24"/>
+            <w:szCs w:val="24"/>
+            <w:lang w:val="en-US"/>
+          </w:rPr>
+          <w:t>Survey</w:t>
+        </w:r>
+      </w:ins>
       <w:r>
         <w:rPr>
           <w:rFonts w:ascii="Helvetica" w:hAnsi="Helvetica" w:cs="Helvetica"/>
@@ -2262,73 +2324,48 @@
           <w:szCs w:val="24"/>
           <w:lang w:val="en-US"/>
         </w:rPr>
-        <w:t xml:space="preserve">Systematic </w:t>
-      </w:r>
-      <w:commentRangeEnd w:id="76"/>
+        <w:t xml:space="preserve"> </w:t>
+      </w:r>
+      <w:r>
+        <w:t xml:space="preserve">of </w:t>
+      </w:r>
+      <w:r>
+        <w:t xml:space="preserve">published </w:t>
+      </w:r>
+      <w:r>
+        <w:t>RCTs</w:t>
+      </w:r>
+      <w:ins w:id="83" w:author="Joana Rodrigues Ribeiro" w:date="2026-01-12T17:13:00Z" w16du:dateUtc="2026-01-12T16:13:00Z">
+        <w:r>
+          <w:t xml:space="preserve"> in 2024</w:t>
+        </w:r>
+      </w:ins>
+    </w:p>
+    <w:p>
+      <w:pPr>
+        <w:pStyle w:val="Heading2"/>
+      </w:pPr>
+      <w:r>
+        <w:t>Study setting</w:t>
+      </w:r>
+    </w:p>
+    <w:p>
+      <w:pPr>
+        <w:ind w:right="34"/>
+      </w:pPr>
+      <w:r>
+        <w:t xml:space="preserve">We will include </w:t>
+      </w:r>
+      <w:commentRangeStart w:id="84"/>
+      <w:r>
+        <w:t xml:space="preserve">RCTs </w:t>
+      </w:r>
+      <w:commentRangeEnd w:id="84"/>
       <w:r>
         <w:rPr>
           <w:rStyle w:val="CommentReference"/>
         </w:rPr>
-        <w:commentReference w:id="76"/>
-      </w:r>
-      <w:commentRangeEnd w:id="77"/>
-      <w:r>
-        <w:rPr>
-          <w:rStyle w:val="CommentReference"/>
-        </w:rPr>
-        <w:commentReference w:id="77"/>
-      </w:r>
-      <w:commentRangeEnd w:id="78"/>
-      <w:r>
-        <w:rPr>
-          <w:rStyle w:val="CommentReference"/>
-        </w:rPr>
-        <w:commentReference w:id="78"/>
-      </w:r>
-      <w:r>
-        <w:rPr>
-          <w:rFonts w:ascii="Helvetica" w:hAnsi="Helvetica" w:cs="Helvetica"/>
-          <w:sz w:val="24"/>
-          <w:szCs w:val="24"/>
-          <w:lang w:val="en-US"/>
-        </w:rPr>
-        <w:t xml:space="preserve">review </w:t>
-      </w:r>
-      <w:r>
-        <w:t xml:space="preserve">of </w:t>
-      </w:r>
-      <w:r>
-        <w:t xml:space="preserve">published </w:t>
-      </w:r>
-      <w:r>
-        <w:t>RCTs</w:t>
-      </w:r>
-    </w:p>
-    <w:p>
-      <w:pPr>
-        <w:pStyle w:val="Heading2"/>
-      </w:pPr>
-      <w:r>
-        <w:t>Study setting</w:t>
-      </w:r>
-    </w:p>
-    <w:p>
-      <w:pPr>
-        <w:ind w:right="34"/>
-      </w:pPr>
-      <w:r>
-        <w:t xml:space="preserve">We will include </w:t>
-      </w:r>
-      <w:commentRangeStart w:id="79"/>
-      <w:r>
-        <w:t xml:space="preserve">RCTs </w:t>
-      </w:r>
-      <w:commentRangeEnd w:id="79"/>
-      <w:r>
-        <w:rPr>
-          <w:rStyle w:val="CommentReference"/>
-        </w:rPr>
-        <w:commentReference w:id="79"/>
+        <w:commentReference w:id="84"/>
       </w:r>
       <w:r>
         <w:t xml:space="preserve">from all countries, performed in hospitals with </w:t>
@@ -2471,10 +2508,10 @@
       <w:pPr>
         <w:pStyle w:val="Heading3"/>
       </w:pPr>
-      <w:bookmarkStart w:id="80" w:name="_heading=h.37u39s8n2e3q" w:colFirst="0" w:colLast="0"/>
-      <w:bookmarkEnd w:id="80"/>
-      <w:commentRangeStart w:id="81"/>
-      <w:commentRangeStart w:id="82"/>
+      <w:bookmarkStart w:id="85" w:name="_heading=h.37u39s8n2e3q" w:colFirst="0" w:colLast="0"/>
+      <w:bookmarkEnd w:id="85"/>
+      <w:commentRangeStart w:id="86"/>
+      <w:commentRangeStart w:id="87"/>
       <w:r>
         <w:t>Population</w:t>
       </w:r>
@@ -2513,19 +2550,19 @@
       <w:r>
         <w:t>.</w:t>
       </w:r>
-      <w:commentRangeEnd w:id="81"/>
+      <w:commentRangeEnd w:id="86"/>
       <w:r>
         <w:rPr>
           <w:rStyle w:val="CommentReference"/>
         </w:rPr>
-        <w:commentReference w:id="81"/>
-      </w:r>
-      <w:commentRangeEnd w:id="82"/>
+        <w:commentReference w:id="86"/>
+      </w:r>
+      <w:commentRangeEnd w:id="87"/>
       <w:r>
         <w:rPr>
           <w:rStyle w:val="CommentReference"/>
         </w:rPr>
-        <w:commentReference w:id="82"/>
+        <w:commentReference w:id="87"/>
       </w:r>
     </w:p>
     <w:p>
@@ -2597,16 +2634,16 @@
       </w:r>
     </w:p>
     <w:p>
-      <w:commentRangeStart w:id="83"/>
+      <w:commentRangeStart w:id="88"/>
       <w:r>
         <w:t xml:space="preserve">We defined the following characteristics of RCTs that reflect their potential to inform clinical practice. </w:t>
       </w:r>
-      <w:commentRangeEnd w:id="83"/>
+      <w:commentRangeEnd w:id="88"/>
       <w:r>
         <w:rPr>
           <w:rStyle w:val="CommentReference"/>
         </w:rPr>
-        <w:commentReference w:id="83"/>
+        <w:commentReference w:id="88"/>
       </w:r>
     </w:p>
     <w:p>
@@ -2617,7 +2654,7 @@
           <w:numId w:val="22"/>
         </w:numPr>
       </w:pPr>
-      <w:commentRangeStart w:id="84"/>
+      <w:commentRangeStart w:id="89"/>
       <w:r>
         <w:t>Specification of</w:t>
       </w:r>
@@ -2640,7 +2677,7 @@
         <w:t xml:space="preserve"> and/or secondary </w:t>
       </w:r>
       <w:proofErr w:type="spellStart"/>
-      <w:ins w:id="85" w:author="Joana Rodrigues Ribeiro" w:date="2026-01-11T18:11:00Z" w16du:dateUtc="2026-01-11T17:11:00Z">
+      <w:ins w:id="90" w:author="Joana Rodrigues Ribeiro" w:date="2026-01-11T18:11:00Z" w16du:dateUtc="2026-01-11T17:11:00Z">
         <w:r>
           <w:t>I</w:t>
         </w:r>
@@ -2698,6 +2735,11 @@
       <w:r>
         <w:t xml:space="preserve"> the study aim</w:t>
       </w:r>
+      <w:ins w:id="91" w:author="Joana Rodrigues Ribeiro" w:date="2026-01-12T17:27:00Z" w16du:dateUtc="2026-01-12T16:27:00Z">
+        <w:r>
+          <w:t xml:space="preserve"> not applicable</w:t>
+        </w:r>
+      </w:ins>
     </w:p>
     <w:p>
       <w:pPr>
@@ -2713,12 +2755,12 @@
       <w:r>
         <w:t>sample size calculation</w:t>
       </w:r>
-      <w:commentRangeEnd w:id="84"/>
+      <w:commentRangeEnd w:id="89"/>
       <w:r>
         <w:rPr>
           <w:rStyle w:val="CommentReference"/>
         </w:rPr>
-        <w:commentReference w:id="84"/>
+        <w:commentReference w:id="89"/>
       </w:r>
       <w:r>
         <w:t>.</w:t>
@@ -2769,7 +2811,7 @@
       <w:r>
         <w:t xml:space="preserve"> the clinical relevance of results, e.g. using a MID </w:t>
       </w:r>
-      <w:ins w:id="86" w:author="Joana Rodrigues Ribeiro" w:date="2026-01-11T00:50:00Z" w16du:dateUtc="2026-01-10T23:50:00Z">
+      <w:ins w:id="92" w:author="Joana Rodrigues Ribeiro" w:date="2026-01-11T00:50:00Z" w16du:dateUtc="2026-01-10T23:50:00Z">
         <w:r>
           <w:t>(</w:t>
         </w:r>
@@ -2796,7 +2838,7 @@
     <w:p>
       <w:pPr>
         <w:rPr>
-          <w:ins w:id="87" w:author="Milo Alan Puhan" w:date="2026-01-07T16:32:00Z" w16du:dateUtc="2026-01-07T15:32:00Z"/>
+          <w:ins w:id="93" w:author="Milo Alan Puhan" w:date="2026-01-07T16:32:00Z" w16du:dateUtc="2026-01-07T15:32:00Z"/>
           <w:b/>
           <w:bCs/>
           <w:highlight w:val="yellow"/>
@@ -2806,15 +2848,15 @@
     <w:p>
       <w:pPr>
         <w:rPr>
-          <w:ins w:id="88" w:author="Milo Alan Puhan" w:date="2026-01-07T16:32:00Z" w16du:dateUtc="2026-01-07T15:32:00Z"/>
-        </w:rPr>
-      </w:pPr>
-      <w:ins w:id="89" w:author="Milo Alan Puhan" w:date="2026-01-07T16:33:00Z" w16du:dateUtc="2026-01-07T15:33:00Z">
+          <w:ins w:id="94" w:author="Milo Alan Puhan" w:date="2026-01-07T16:32:00Z" w16du:dateUtc="2026-01-07T15:32:00Z"/>
+        </w:rPr>
+      </w:pPr>
+      <w:ins w:id="95" w:author="Milo Alan Puhan" w:date="2026-01-07T16:33:00Z" w16du:dateUtc="2026-01-07T15:33:00Z">
         <w:r>
           <w:t xml:space="preserve">Based on these outcomes </w:t>
         </w:r>
       </w:ins>
-      <w:ins w:id="90" w:author="Milo Alan Puhan" w:date="2026-01-07T16:34:00Z" w16du:dateUtc="2026-01-07T15:34:00Z">
+      <w:ins w:id="96" w:author="Milo Alan Puhan" w:date="2026-01-07T16:34:00Z" w16du:dateUtc="2026-01-07T15:34:00Z">
         <w:r>
           <w:t xml:space="preserve">we defined </w:t>
         </w:r>
@@ -2822,7 +2864,7 @@
           <w:t xml:space="preserve">a RCT to meaningfully inform practice if it </w:t>
         </w:r>
       </w:ins>
-      <w:ins w:id="91" w:author="Milo Alan Puhan" w:date="2026-01-07T16:35:00Z" w16du:dateUtc="2026-01-07T15:35:00Z">
+      <w:ins w:id="97" w:author="Milo Alan Puhan" w:date="2026-01-07T16:35:00Z" w16du:dateUtc="2026-01-07T15:35:00Z">
         <w:r>
           <w:t xml:space="preserve">reported on the </w:t>
         </w:r>
@@ -2830,7 +2872,7 @@
           <w:t>(1)</w:t>
         </w:r>
       </w:ins>
-      <w:ins w:id="92" w:author="Milo Alan Puhan" w:date="2026-01-07T16:39:00Z" w16du:dateUtc="2026-01-07T15:39:00Z">
+      <w:ins w:id="98" w:author="Milo Alan Puhan" w:date="2026-01-07T16:39:00Z" w16du:dateUtc="2026-01-07T15:39:00Z">
         <w:r>
           <w:t xml:space="preserve"> primary outcome (</w:t>
         </w:r>
@@ -2841,7 +2883,7 @@
           <w:t>2 above), (2)</w:t>
         </w:r>
       </w:ins>
-      <w:ins w:id="93" w:author="Milo Alan Puhan" w:date="2026-01-07T16:35:00Z" w16du:dateUtc="2026-01-07T15:35:00Z">
+      <w:ins w:id="99" w:author="Milo Alan Puhan" w:date="2026-01-07T16:35:00Z" w16du:dateUtc="2026-01-07T15:35:00Z">
         <w:r>
           <w:t xml:space="preserve"> </w:t>
         </w:r>
@@ -2855,27 +2897,27 @@
           <w:t xml:space="preserve"> and/or the design</w:t>
         </w:r>
       </w:ins>
-      <w:ins w:id="94" w:author="Milo Alan Puhan" w:date="2026-01-07T16:38:00Z" w16du:dateUtc="2026-01-07T15:38:00Z">
+      <w:ins w:id="100" w:author="Milo Alan Puhan" w:date="2026-01-07T16:38:00Z" w16du:dateUtc="2026-01-07T15:38:00Z">
         <w:r>
           <w:t xml:space="preserve"> (i.e. </w:t>
         </w:r>
       </w:ins>
-      <w:ins w:id="95" w:author="Milo Alan Puhan" w:date="2026-01-07T16:39:00Z" w16du:dateUtc="2026-01-07T15:39:00Z">
+      <w:ins w:id="101" w:author="Milo Alan Puhan" w:date="2026-01-07T16:39:00Z" w16du:dateUtc="2026-01-07T15:39:00Z">
         <w:r>
           <w:t xml:space="preserve">characteristic </w:t>
         </w:r>
       </w:ins>
-      <w:ins w:id="96" w:author="Milo Alan Puhan" w:date="2026-01-07T16:38:00Z" w16du:dateUtc="2026-01-07T15:38:00Z">
+      <w:ins w:id="102" w:author="Milo Alan Puhan" w:date="2026-01-07T16:38:00Z" w16du:dateUtc="2026-01-07T15:38:00Z">
         <w:r>
           <w:t>1 and/or 3 above) AND (</w:t>
         </w:r>
       </w:ins>
-      <w:ins w:id="97" w:author="Milo Alan Puhan" w:date="2026-01-07T16:40:00Z" w16du:dateUtc="2026-01-07T15:40:00Z">
+      <w:ins w:id="103" w:author="Milo Alan Puhan" w:date="2026-01-07T16:40:00Z" w16du:dateUtc="2026-01-07T15:40:00Z">
         <w:r>
           <w:t>3</w:t>
         </w:r>
       </w:ins>
-      <w:ins w:id="98" w:author="Milo Alan Puhan" w:date="2026-01-07T16:38:00Z" w16du:dateUtc="2026-01-07T15:38:00Z">
+      <w:ins w:id="104" w:author="Milo Alan Puhan" w:date="2026-01-07T16:38:00Z" w16du:dateUtc="2026-01-07T15:38:00Z">
         <w:r>
           <w:t xml:space="preserve">) </w:t>
         </w:r>
@@ -2883,43 +2925,43 @@
           <w:t xml:space="preserve">on the sample size calculation based on a </w:t>
         </w:r>
       </w:ins>
-      <w:ins w:id="99" w:author="Milo Alan Puhan" w:date="2026-01-07T16:39:00Z" w16du:dateUtc="2026-01-07T15:39:00Z">
+      <w:ins w:id="105" w:author="Milo Alan Puhan" w:date="2026-01-07T16:39:00Z" w16du:dateUtc="2026-01-07T15:39:00Z">
         <w:r>
           <w:t xml:space="preserve">clinically relevant </w:t>
         </w:r>
-        <w:commentRangeStart w:id="100"/>
-        <w:commentRangeStart w:id="101"/>
+        <w:commentRangeStart w:id="106"/>
+        <w:commentRangeStart w:id="107"/>
         <w:r>
           <w:t>effect</w:t>
         </w:r>
       </w:ins>
-      <w:commentRangeEnd w:id="100"/>
-      <w:ins w:id="102" w:author="Milo Alan Puhan" w:date="2026-01-07T16:41:00Z" w16du:dateUtc="2026-01-07T15:41:00Z">
+      <w:commentRangeEnd w:id="106"/>
+      <w:ins w:id="108" w:author="Milo Alan Puhan" w:date="2026-01-07T16:41:00Z" w16du:dateUtc="2026-01-07T15:41:00Z">
         <w:r>
           <w:rPr>
             <w:rStyle w:val="CommentReference"/>
           </w:rPr>
-          <w:commentReference w:id="100"/>
+          <w:commentReference w:id="106"/>
         </w:r>
       </w:ins>
-      <w:commentRangeEnd w:id="101"/>
+      <w:commentRangeEnd w:id="107"/>
       <w:r>
         <w:rPr>
           <w:rStyle w:val="CommentReference"/>
         </w:rPr>
-        <w:commentReference w:id="101"/>
-      </w:r>
-      <w:ins w:id="103" w:author="Milo Alan Puhan" w:date="2026-01-07T16:39:00Z" w16du:dateUtc="2026-01-07T15:39:00Z">
+        <w:commentReference w:id="107"/>
+      </w:r>
+      <w:ins w:id="109" w:author="Milo Alan Puhan" w:date="2026-01-07T16:39:00Z" w16du:dateUtc="2026-01-07T15:39:00Z">
         <w:r>
           <w:t xml:space="preserve"> (</w:t>
         </w:r>
       </w:ins>
-      <w:ins w:id="104" w:author="Milo Alan Puhan" w:date="2026-01-07T16:40:00Z" w16du:dateUtc="2026-01-07T15:40:00Z">
+      <w:ins w:id="110" w:author="Milo Alan Puhan" w:date="2026-01-07T16:40:00Z" w16du:dateUtc="2026-01-07T15:40:00Z">
         <w:r>
           <w:t xml:space="preserve">characteristic </w:t>
         </w:r>
       </w:ins>
-      <w:ins w:id="105" w:author="Milo Alan Puhan" w:date="2026-01-07T16:39:00Z" w16du:dateUtc="2026-01-07T15:39:00Z">
+      <w:ins w:id="111" w:author="Milo Alan Puhan" w:date="2026-01-07T16:39:00Z" w16du:dateUtc="2026-01-07T15:39:00Z">
         <w:r>
           <w:t>5)</w:t>
         </w:r>
@@ -2927,7 +2969,7 @@
           <w:t xml:space="preserve"> </w:t>
         </w:r>
       </w:ins>
-      <w:ins w:id="106" w:author="Milo Alan Puhan" w:date="2026-01-07T16:40:00Z" w16du:dateUtc="2026-01-07T15:40:00Z">
+      <w:ins w:id="112" w:author="Milo Alan Puhan" w:date="2026-01-07T16:40:00Z" w16du:dateUtc="2026-01-07T15:40:00Z">
         <w:r>
           <w:t>AND if the trial discussed the clinical relevance (characteristic 6).</w:t>
         </w:r>
@@ -3083,7 +3125,7 @@
         </w:numPr>
         <w:ind w:right="34"/>
       </w:pPr>
-      <w:commentRangeStart w:id="107"/>
+      <w:commentRangeStart w:id="113"/>
       <w:r>
         <w:rPr>
           <w:b/>
@@ -3091,14 +3133,14 @@
         </w:rPr>
         <w:t>Study</w:t>
       </w:r>
-      <w:commentRangeEnd w:id="107"/>
+      <w:commentRangeEnd w:id="113"/>
       <w:r>
         <w:rPr>
           <w:rStyle w:val="CommentReference"/>
         </w:rPr>
-        <w:commentReference w:id="107"/>
-      </w:r>
-      <w:ins w:id="108" w:author="Joana Rodrigues Ribeiro" w:date="2026-01-11T00:52:00Z" w16du:dateUtc="2026-01-10T23:52:00Z">
+        <w:commentReference w:id="113"/>
+      </w:r>
+      <w:ins w:id="114" w:author="Joana Rodrigues Ribeiro" w:date="2026-01-11T00:52:00Z" w16du:dateUtc="2026-01-10T23:52:00Z">
         <w:r>
           <w:t xml:space="preserve"> </w:t>
         </w:r>
@@ -3143,73 +3185,73 @@
         </w:numPr>
         <w:ind w:right="34"/>
         <w:rPr>
-          <w:del w:id="109" w:author="Joana Rodrigues Ribeiro" w:date="2026-01-11T00:38:00Z" w16du:dateUtc="2026-01-10T23:38:00Z"/>
-        </w:rPr>
-      </w:pPr>
-      <w:del w:id="110" w:author="Joana Rodrigues Ribeiro" w:date="2026-01-11T00:38:00Z" w16du:dateUtc="2026-01-10T23:38:00Z">
+          <w:del w:id="115" w:author="Joana Rodrigues Ribeiro" w:date="2026-01-11T00:38:00Z" w16du:dateUtc="2026-01-10T23:38:00Z"/>
+        </w:rPr>
+      </w:pPr>
+      <w:del w:id="116" w:author="Joana Rodrigues Ribeiro" w:date="2026-01-11T00:38:00Z" w16du:dateUtc="2026-01-10T23:38:00Z">
         <w:r>
           <w:delText xml:space="preserve"> </w:delText>
         </w:r>
-        <w:commentRangeStart w:id="111"/>
-        <w:commentRangeStart w:id="112"/>
-        <w:commentRangeStart w:id="113"/>
-        <w:commentRangeStart w:id="114"/>
+        <w:commentRangeStart w:id="117"/>
+        <w:commentRangeStart w:id="118"/>
+        <w:commentRangeStart w:id="119"/>
+        <w:commentRangeStart w:id="120"/>
         <w:r>
           <w:delText>primary and secondary outcomes</w:delText>
         </w:r>
-        <w:commentRangeEnd w:id="111"/>
+        <w:commentRangeEnd w:id="117"/>
         <w:r>
           <w:rPr>
             <w:rStyle w:val="CommentReference"/>
           </w:rPr>
-          <w:commentReference w:id="111"/>
-        </w:r>
-        <w:commentRangeEnd w:id="112"/>
+          <w:commentReference w:id="117"/>
+        </w:r>
+        <w:commentRangeEnd w:id="118"/>
         <w:r>
           <w:rPr>
             <w:rStyle w:val="CommentReference"/>
           </w:rPr>
-          <w:commentReference w:id="112"/>
-        </w:r>
-        <w:commentRangeEnd w:id="113"/>
+          <w:commentReference w:id="118"/>
+        </w:r>
+        <w:commentRangeEnd w:id="119"/>
         <w:r>
           <w:rPr>
             <w:rStyle w:val="CommentReference"/>
           </w:rPr>
-          <w:commentReference w:id="113"/>
-        </w:r>
-        <w:commentRangeEnd w:id="114"/>
+          <w:commentReference w:id="119"/>
+        </w:r>
+        <w:commentRangeEnd w:id="120"/>
         <w:r>
           <w:rPr>
             <w:rStyle w:val="CommentReference"/>
           </w:rPr>
-          <w:commentReference w:id="114"/>
+          <w:commentReference w:id="120"/>
         </w:r>
         <w:r>
           <w:delText xml:space="preserve">, outcome(s) and </w:delText>
         </w:r>
-        <w:commentRangeStart w:id="115"/>
-        <w:commentRangeStart w:id="116"/>
+        <w:commentRangeStart w:id="121"/>
+        <w:commentRangeStart w:id="122"/>
         <w:r>
           <w:delText>size</w:delText>
         </w:r>
-        <w:commentRangeEnd w:id="115"/>
+        <w:commentRangeEnd w:id="121"/>
         <w:r>
           <w:rPr>
             <w:rStyle w:val="CommentReference"/>
             <w:sz w:val="22"/>
             <w:szCs w:val="22"/>
           </w:rPr>
-          <w:commentReference w:id="115"/>
-        </w:r>
-        <w:commentRangeEnd w:id="116"/>
+          <w:commentReference w:id="121"/>
+        </w:r>
+        <w:commentRangeEnd w:id="122"/>
         <w:r>
           <w:rPr>
             <w:rStyle w:val="CommentReference"/>
             <w:sz w:val="22"/>
             <w:szCs w:val="22"/>
           </w:rPr>
-          <w:commentReference w:id="116"/>
+          <w:commentReference w:id="122"/>
         </w:r>
         <w:r>
           <w:delText xml:space="preserve"> effect(s) used for sample size calculation</w:delText>
@@ -3228,7 +3270,7 @@
         </w:numPr>
         <w:ind w:right="34"/>
       </w:pPr>
-      <w:del w:id="117" w:author="Joana Rodrigues Ribeiro" w:date="2026-01-11T00:35:00Z" w16du:dateUtc="2026-01-10T23:35:00Z">
+      <w:del w:id="123" w:author="Joana Rodrigues Ribeiro" w:date="2026-01-11T00:35:00Z" w16du:dateUtc="2026-01-10T23:35:00Z">
         <w:r>
           <w:rPr>
             <w:b/>
@@ -3272,7 +3314,7 @@
         </w:rPr>
         <w:t xml:space="preserve">: </w:t>
       </w:r>
-      <w:ins w:id="118" w:author="Joana Rodrigues Ribeiro" w:date="2026-01-11T00:35:00Z" w16du:dateUtc="2026-01-10T23:35:00Z">
+      <w:ins w:id="124" w:author="Joana Rodrigues Ribeiro" w:date="2026-01-11T00:35:00Z" w16du:dateUtc="2026-01-10T23:35:00Z">
         <w:r>
           <w:rPr>
             <w:b/>
@@ -3290,37 +3332,37 @@
           <w:t xml:space="preserve">sample size based on </w:t>
         </w:r>
       </w:ins>
-      <w:ins w:id="119" w:author="Joana Rodrigues Ribeiro" w:date="2026-01-11T00:37:00Z" w16du:dateUtc="2026-01-10T23:37:00Z">
+      <w:ins w:id="125" w:author="Joana Rodrigues Ribeiro" w:date="2026-01-11T00:37:00Z" w16du:dateUtc="2026-01-10T23:37:00Z">
         <w:r>
           <w:t xml:space="preserve">a meaningful difference (e.g., </w:t>
         </w:r>
       </w:ins>
-      <w:ins w:id="120" w:author="Joana Rodrigues Ribeiro" w:date="2026-01-11T00:38:00Z" w16du:dateUtc="2026-01-10T23:38:00Z">
+      <w:ins w:id="126" w:author="Joana Rodrigues Ribeiro" w:date="2026-01-11T00:38:00Z" w16du:dateUtc="2026-01-10T23:38:00Z">
         <w:r>
           <w:t xml:space="preserve">a </w:t>
         </w:r>
       </w:ins>
-      <w:ins w:id="121" w:author="Joana Rodrigues Ribeiro" w:date="2026-01-11T00:35:00Z" w16du:dateUtc="2026-01-10T23:35:00Z">
+      <w:ins w:id="127" w:author="Joana Rodrigues Ribeiro" w:date="2026-01-11T00:35:00Z" w16du:dateUtc="2026-01-10T23:35:00Z">
         <w:r>
           <w:t>MID</w:t>
         </w:r>
       </w:ins>
-      <w:ins w:id="122" w:author="Joana Rodrigues Ribeiro" w:date="2026-01-11T00:37:00Z" w16du:dateUtc="2026-01-10T23:37:00Z">
+      <w:ins w:id="128" w:author="Joana Rodrigues Ribeiro" w:date="2026-01-11T00:37:00Z" w16du:dateUtc="2026-01-10T23:37:00Z">
         <w:r>
           <w:t>,</w:t>
         </w:r>
       </w:ins>
-      <w:ins w:id="123" w:author="Joana Rodrigues Ribeiro" w:date="2026-01-11T00:38:00Z" w16du:dateUtc="2026-01-10T23:38:00Z">
+      <w:ins w:id="129" w:author="Joana Rodrigues Ribeiro" w:date="2026-01-11T00:38:00Z" w16du:dateUtc="2026-01-10T23:38:00Z">
         <w:r>
           <w:t xml:space="preserve"> a</w:t>
         </w:r>
       </w:ins>
-      <w:ins w:id="124" w:author="Joana Rodrigues Ribeiro" w:date="2026-01-11T00:35:00Z" w16du:dateUtc="2026-01-10T23:35:00Z">
+      <w:ins w:id="130" w:author="Joana Rodrigues Ribeiro" w:date="2026-01-11T00:35:00Z" w16du:dateUtc="2026-01-10T23:35:00Z">
         <w:r>
           <w:t xml:space="preserve"> Cohen's d)</w:t>
         </w:r>
       </w:ins>
-      <w:del w:id="125" w:author="Joana Rodrigues Ribeiro" w:date="2026-01-11T00:36:00Z" w16du:dateUtc="2026-01-10T23:36:00Z">
+      <w:del w:id="131" w:author="Joana Rodrigues Ribeiro" w:date="2026-01-11T00:36:00Z" w16du:dateUtc="2026-01-10T23:36:00Z">
         <w:r>
           <w:delText xml:space="preserve">whether authors </w:delText>
         </w:r>
@@ -3336,16 +3378,16 @@
         <w:r>
           <w:delText>(</w:delText>
         </w:r>
-        <w:commentRangeStart w:id="126"/>
+        <w:commentRangeStart w:id="132"/>
         <w:r>
           <w:delText>independent</w:delText>
         </w:r>
-        <w:commentRangeEnd w:id="126"/>
+        <w:commentRangeEnd w:id="132"/>
         <w:r>
           <w:rPr>
             <w:rStyle w:val="CommentReference"/>
           </w:rPr>
-          <w:commentReference w:id="126"/>
+          <w:commentReference w:id="132"/>
         </w:r>
         <w:r>
           <w:delText xml:space="preserve"> assessment by two reviewers </w:delText>
@@ -3398,7 +3440,7 @@
           <w:numId w:val="5"/>
         </w:numPr>
         <w:rPr>
-          <w:ins w:id="127" w:author="Joana Rodrigues Ribeiro" w:date="2026-01-11T00:49:00Z" w16du:dateUtc="2026-01-10T23:49:00Z"/>
+          <w:ins w:id="133" w:author="Joana Rodrigues Ribeiro" w:date="2026-01-11T00:49:00Z" w16du:dateUtc="2026-01-10T23:49:00Z"/>
         </w:rPr>
       </w:pPr>
       <w:r>
@@ -3432,7 +3474,7 @@
       <w:r>
         <w:t xml:space="preserve"> </w:t>
       </w:r>
-      <w:ins w:id="128" w:author="Joana Rodrigues Ribeiro" w:date="2026-01-11T00:49:00Z" w16du:dateUtc="2026-01-10T23:49:00Z">
+      <w:ins w:id="134" w:author="Joana Rodrigues Ribeiro" w:date="2026-01-11T00:49:00Z" w16du:dateUtc="2026-01-10T23:49:00Z">
         <w:r>
           <w:t xml:space="preserve"> </w:t>
         </w:r>
@@ -3459,10 +3501,10 @@
         </w:numPr>
         <w:ind w:right="34"/>
         <w:rPr>
-          <w:del w:id="129" w:author="Joana Rodrigues Ribeiro" w:date="2026-01-11T00:49:00Z" w16du:dateUtc="2026-01-10T23:49:00Z"/>
-        </w:rPr>
-      </w:pPr>
-      <w:del w:id="130" w:author="Joana Rodrigues Ribeiro" w:date="2026-01-11T00:49:00Z" w16du:dateUtc="2026-01-10T23:49:00Z">
+          <w:del w:id="135" w:author="Joana Rodrigues Ribeiro" w:date="2026-01-11T00:49:00Z" w16du:dateUtc="2026-01-10T23:49:00Z"/>
+        </w:rPr>
+      </w:pPr>
+      <w:del w:id="136" w:author="Joana Rodrigues Ribeiro" w:date="2026-01-11T00:49:00Z" w16du:dateUtc="2026-01-10T23:49:00Z">
         <w:r>
           <w:delText xml:space="preserve"> clinical relevance of their findings in the discussion or conclusions </w:delText>
         </w:r>
@@ -3486,10 +3528,10 @@
         </w:numPr>
         <w:ind w:right="34"/>
         <w:rPr>
-          <w:del w:id="131" w:author="Joana Rodrigues Ribeiro" w:date="2026-01-11T00:50:00Z" w16du:dateUtc="2026-01-10T23:50:00Z"/>
-        </w:rPr>
-      </w:pPr>
-      <w:del w:id="132" w:author="Joana Rodrigues Ribeiro" w:date="2026-01-11T00:50:00Z" w16du:dateUtc="2026-01-10T23:50:00Z">
+          <w:del w:id="137" w:author="Joana Rodrigues Ribeiro" w:date="2026-01-11T00:50:00Z" w16du:dateUtc="2026-01-10T23:50:00Z"/>
+        </w:rPr>
+      </w:pPr>
+      <w:del w:id="138" w:author="Joana Rodrigues Ribeiro" w:date="2026-01-11T00:50:00Z" w16du:dateUtc="2026-01-10T23:50:00Z">
         <w:r>
           <w:rPr>
             <w:b/>
@@ -3630,7 +3672,7 @@
       </w:r>
     </w:p>
     <w:p>
-      <w:del w:id="133" w:author="Joana Rodrigues Ribeiro" w:date="2026-01-11T01:16:00Z" w16du:dateUtc="2026-01-11T00:16:00Z">
+      <w:del w:id="139" w:author="Joana Rodrigues Ribeiro" w:date="2026-01-11T01:16:00Z" w16du:dateUtc="2026-01-11T00:16:00Z">
         <w:r>
           <w:delText xml:space="preserve">We calculated the sample size based on </w:delText>
         </w:r>
@@ -3638,7 +3680,7 @@
           <w:delText xml:space="preserve">precision for </w:delText>
         </w:r>
       </w:del>
-      <w:del w:id="134" w:author="Joana Rodrigues Ribeiro" w:date="2026-01-10T20:20:00Z" w16du:dateUtc="2026-01-10T19:20:00Z">
+      <w:del w:id="140" w:author="Joana Rodrigues Ribeiro" w:date="2026-01-10T20:20:00Z" w16du:dateUtc="2026-01-10T19:20:00Z">
         <w:r>
           <w:delText>the</w:delText>
         </w:r>
@@ -3646,27 +3688,27 @@
           <w:delText xml:space="preserve"> </w:delText>
         </w:r>
       </w:del>
-      <w:del w:id="135" w:author="Joana Rodrigues Ribeiro" w:date="2026-01-11T01:16:00Z" w16du:dateUtc="2026-01-11T00:16:00Z">
+      <w:del w:id="141" w:author="Joana Rodrigues Ribeiro" w:date="2026-01-11T01:16:00Z" w16du:dateUtc="2026-01-11T00:16:00Z">
         <w:r>
           <w:delText xml:space="preserve">estimate </w:delText>
         </w:r>
       </w:del>
-      <w:del w:id="136" w:author="Joana Rodrigues Ribeiro" w:date="2026-01-10T20:20:00Z" w16du:dateUtc="2026-01-10T19:20:00Z">
+      <w:del w:id="142" w:author="Joana Rodrigues Ribeiro" w:date="2026-01-10T20:20:00Z" w16du:dateUtc="2026-01-10T19:20:00Z">
         <w:r>
           <w:delText>on the</w:delText>
         </w:r>
       </w:del>
-      <w:del w:id="137" w:author="Joana Rodrigues Ribeiro" w:date="2026-01-11T01:16:00Z" w16du:dateUtc="2026-01-11T00:16:00Z">
+      <w:del w:id="143" w:author="Joana Rodrigues Ribeiro" w:date="2026-01-11T01:16:00Z" w16du:dateUtc="2026-01-11T00:16:00Z">
         <w:r>
           <w:delText xml:space="preserve"> % of trials </w:delText>
         </w:r>
       </w:del>
-      <w:del w:id="138" w:author="Joana Rodrigues Ribeiro" w:date="2026-01-10T20:20:00Z" w16du:dateUtc="2026-01-10T19:20:00Z">
+      <w:del w:id="144" w:author="Joana Rodrigues Ribeiro" w:date="2026-01-10T20:20:00Z" w16du:dateUtc="2026-01-10T19:20:00Z">
         <w:r>
           <w:delText xml:space="preserve">that </w:delText>
         </w:r>
       </w:del>
-      <w:del w:id="139" w:author="Joana Rodrigues Ribeiro" w:date="2026-01-11T01:16:00Z" w16du:dateUtc="2026-01-11T00:16:00Z">
+      <w:del w:id="145" w:author="Joana Rodrigues Ribeiro" w:date="2026-01-11T01:16:00Z" w16du:dateUtc="2026-01-11T00:16:00Z">
         <w:r>
           <w:delText xml:space="preserve">that fulfil the four criteria for RCTs to meaningfully inform practice. </w:delText>
         </w:r>
@@ -3677,7 +3719,7 @@
       <w:r>
         <w:t xml:space="preserve">study, </w:t>
       </w:r>
-      <w:commentRangeStart w:id="140"/>
+      <w:commentRangeStart w:id="146"/>
       <w:r>
         <w:t xml:space="preserve">only </w:t>
       </w:r>
@@ -3702,12 +3744,12 @@
       <w:r>
         <w:t xml:space="preserve">) </w:t>
       </w:r>
-      <w:commentRangeEnd w:id="140"/>
+      <w:commentRangeEnd w:id="146"/>
       <w:r>
         <w:rPr>
           <w:rStyle w:val="CommentReference"/>
         </w:rPr>
-        <w:commentReference w:id="140"/>
+        <w:commentReference w:id="146"/>
       </w:r>
       <w:r>
         <w:t>fulfill</w:t>
@@ -3804,27 +3846,27 @@
       <w:r>
         <w:t xml:space="preserve">, we obtained a sample of </w:t>
       </w:r>
-      <w:ins w:id="141" w:author="Joana Rodrigues Ribeiro" w:date="2026-01-11T01:43:00Z" w16du:dateUtc="2026-01-11T00:43:00Z">
+      <w:ins w:id="147" w:author="Joana Rodrigues Ribeiro" w:date="2026-01-11T01:43:00Z" w16du:dateUtc="2026-01-11T00:43:00Z">
         <w:r>
           <w:t>152</w:t>
         </w:r>
       </w:ins>
-      <w:ins w:id="142" w:author="Joana Rodrigues Ribeiro" w:date="2026-01-11T01:56:00Z" w16du:dateUtc="2026-01-11T00:56:00Z">
+      <w:ins w:id="148" w:author="Joana Rodrigues Ribeiro" w:date="2026-01-11T01:56:00Z" w16du:dateUtc="2026-01-11T00:56:00Z">
         <w:r>
           <w:t xml:space="preserve"> </w:t>
         </w:r>
       </w:ins>
-      <w:ins w:id="143" w:author="Joana Rodrigues Ribeiro" w:date="2026-01-11T18:12:00Z" w16du:dateUtc="2026-01-11T17:12:00Z">
+      <w:ins w:id="149" w:author="Joana Rodrigues Ribeiro" w:date="2026-01-11T18:12:00Z" w16du:dateUtc="2026-01-11T17:12:00Z">
         <w:r>
           <w:t>(</w:t>
         </w:r>
       </w:ins>
-      <w:ins w:id="144" w:author="Joana Rodrigues Ribeiro" w:date="2026-01-11T01:56:00Z" w16du:dateUtc="2026-01-11T00:56:00Z">
+      <w:ins w:id="150" w:author="Joana Rodrigues Ribeiro" w:date="2026-01-11T01:56:00Z" w16du:dateUtc="2026-01-11T00:56:00Z">
         <w:r>
           <w:t xml:space="preserve">Wilson 95%CI of </w:t>
         </w:r>
       </w:ins>
-      <w:ins w:id="145" w:author="Joana Rodrigues Ribeiro" w:date="2026-01-11T01:57:00Z" w16du:dateUtc="2026-01-11T00:57:00Z">
+      <w:ins w:id="151" w:author="Joana Rodrigues Ribeiro" w:date="2026-01-11T01:57:00Z" w16du:dateUtc="2026-01-11T00:57:00Z">
         <w:r>
           <w:t>0.6</w:t>
         </w:r>
@@ -3842,72 +3884,72 @@
         </w:r>
         <w:r>
           <w:t>)</w:t>
-        </w:r>
-      </w:ins>
-      <w:del w:id="146" w:author="Joana Rodrigues Ribeiro" w:date="2026-01-11T01:43:00Z" w16du:dateUtc="2026-01-11T00:43:00Z">
-        <w:r>
-          <w:delText>245</w:delText>
-        </w:r>
-      </w:del>
-      <w:r>
-        <w:t xml:space="preserve">. In the pilot phase, from 1612 records we </w:t>
-      </w:r>
-      <w:r>
-        <w:t xml:space="preserve">identified </w:t>
-      </w:r>
-      <w:del w:id="147" w:author="Joana Rodrigues Ribeiro" w:date="2026-01-11T01:43:00Z" w16du:dateUtc="2026-01-11T00:43:00Z">
-        <w:r>
-          <w:delText xml:space="preserve">136 RCTs, including </w:delText>
-        </w:r>
-      </w:del>
-      <w:r>
-        <w:t>8</w:t>
-      </w:r>
-      <w:ins w:id="148" w:author="Joana Rodrigues Ribeiro" w:date="2026-01-11T01:45:00Z" w16du:dateUtc="2026-01-11T00:45:00Z">
-        <w:r>
-          <w:t>4</w:t>
-        </w:r>
-      </w:ins>
-      <w:del w:id="149" w:author="Joana Rodrigues Ribeiro" w:date="2026-01-11T01:45:00Z" w16du:dateUtc="2026-01-11T00:45:00Z">
-        <w:r>
-          <w:delText>7</w:delText>
-        </w:r>
-      </w:del>
-      <w:r>
-        <w:t xml:space="preserve"> “final publications”</w:t>
-      </w:r>
-      <w:r>
-        <w:t xml:space="preserve"> we analyzed</w:t>
-      </w:r>
-      <w:r>
-        <w:t xml:space="preserve">. For </w:t>
-      </w:r>
-      <w:ins w:id="150" w:author="Joana Rodrigues Ribeiro" w:date="2026-01-11T01:43:00Z" w16du:dateUtc="2026-01-11T00:43:00Z">
-        <w:r>
-          <w:t>152 final publication</w:t>
-        </w:r>
-      </w:ins>
-      <w:ins w:id="151" w:author="Joana Rodrigues Ribeiro" w:date="2026-01-11T01:44:00Z" w16du:dateUtc="2026-01-11T00:44:00Z">
-        <w:r>
-          <w:t>s,</w:t>
         </w:r>
       </w:ins>
       <w:del w:id="152" w:author="Joana Rodrigues Ribeiro" w:date="2026-01-11T01:43:00Z" w16du:dateUtc="2026-01-11T00:43:00Z">
         <w:r>
+          <w:delText>245</w:delText>
+        </w:r>
+      </w:del>
+      <w:r>
+        <w:t xml:space="preserve">. In the pilot phase, from 1612 records we </w:t>
+      </w:r>
+      <w:r>
+        <w:t xml:space="preserve">identified </w:t>
+      </w:r>
+      <w:del w:id="153" w:author="Joana Rodrigues Ribeiro" w:date="2026-01-11T01:43:00Z" w16du:dateUtc="2026-01-11T00:43:00Z">
+        <w:r>
+          <w:delText xml:space="preserve">136 RCTs, including </w:delText>
+        </w:r>
+      </w:del>
+      <w:r>
+        <w:t>8</w:t>
+      </w:r>
+      <w:ins w:id="154" w:author="Joana Rodrigues Ribeiro" w:date="2026-01-11T01:45:00Z" w16du:dateUtc="2026-01-11T00:45:00Z">
+        <w:r>
+          <w:t>4</w:t>
+        </w:r>
+      </w:ins>
+      <w:del w:id="155" w:author="Joana Rodrigues Ribeiro" w:date="2026-01-11T01:45:00Z" w16du:dateUtc="2026-01-11T00:45:00Z">
+        <w:r>
+          <w:delText>7</w:delText>
+        </w:r>
+      </w:del>
+      <w:r>
+        <w:t xml:space="preserve"> “final publications”</w:t>
+      </w:r>
+      <w:r>
+        <w:t xml:space="preserve"> we analyzed</w:t>
+      </w:r>
+      <w:r>
+        <w:t xml:space="preserve">. For </w:t>
+      </w:r>
+      <w:ins w:id="156" w:author="Joana Rodrigues Ribeiro" w:date="2026-01-11T01:43:00Z" w16du:dateUtc="2026-01-11T00:43:00Z">
+        <w:r>
+          <w:t>152 final publication</w:t>
+        </w:r>
+      </w:ins>
+      <w:ins w:id="157" w:author="Joana Rodrigues Ribeiro" w:date="2026-01-11T01:44:00Z" w16du:dateUtc="2026-01-11T00:44:00Z">
+        <w:r>
+          <w:t>s,</w:t>
+        </w:r>
+      </w:ins>
+      <w:del w:id="158" w:author="Joana Rodrigues Ribeiro" w:date="2026-01-11T01:43:00Z" w16du:dateUtc="2026-01-11T00:43:00Z">
+        <w:r>
           <w:delText xml:space="preserve">245 </w:delText>
         </w:r>
       </w:del>
-      <w:commentRangeStart w:id="153"/>
-      <w:del w:id="154" w:author="Joana Rodrigues Ribeiro" w:date="2026-01-11T01:44:00Z" w16du:dateUtc="2026-01-11T00:44:00Z">
+      <w:commentRangeStart w:id="159"/>
+      <w:del w:id="160" w:author="Joana Rodrigues Ribeiro" w:date="2026-01-11T01:44:00Z" w16du:dateUtc="2026-01-11T00:44:00Z">
         <w:r>
           <w:delText>RCTs</w:delText>
         </w:r>
-        <w:commentRangeEnd w:id="153"/>
+        <w:commentRangeEnd w:id="159"/>
         <w:r>
           <w:rPr>
             <w:rStyle w:val="CommentReference"/>
           </w:rPr>
-          <w:commentReference w:id="153"/>
+          <w:commentReference w:id="159"/>
         </w:r>
         <w:r>
           <w:delText>,</w:delText>
@@ -3916,7 +3958,7 @@
       <w:r>
         <w:t xml:space="preserve"> we calculated that </w:t>
       </w:r>
-      <w:del w:id="155" w:author="Joana Rodrigues Ribeiro" w:date="2026-01-11T01:50:00Z" w16du:dateUtc="2026-01-11T00:50:00Z">
+      <w:del w:id="161" w:author="Joana Rodrigues Ribeiro" w:date="2026-01-11T01:50:00Z" w16du:dateUtc="2026-01-11T00:50:00Z">
         <w:r>
           <w:delText>290</w:delText>
         </w:r>
@@ -3924,7 +3966,7 @@
           <w:delText xml:space="preserve">4 </w:delText>
         </w:r>
       </w:del>
-      <w:ins w:id="156" w:author="Joana Rodrigues Ribeiro" w:date="2026-01-11T01:50:00Z" w16du:dateUtc="2026-01-11T00:50:00Z">
+      <w:ins w:id="162" w:author="Joana Rodrigues Ribeiro" w:date="2026-01-11T01:50:00Z" w16du:dateUtc="2026-01-11T00:50:00Z">
         <w:r>
           <w:t xml:space="preserve">2917 </w:t>
         </w:r>
@@ -3932,12 +3974,12 @@
       <w:r>
         <w:t>records would be needed</w:t>
       </w:r>
-      <w:ins w:id="157" w:author="Joana Rodrigues Ribeiro" w:date="2026-01-11T01:50:00Z" w16du:dateUtc="2026-01-11T00:50:00Z">
+      <w:ins w:id="163" w:author="Joana Rodrigues Ribeiro" w:date="2026-01-11T01:50:00Z" w16du:dateUtc="2026-01-11T00:50:00Z">
         <w:r>
           <w:t xml:space="preserve">. </w:t>
         </w:r>
       </w:ins>
-      <w:del w:id="158" w:author="Joana Rodrigues Ribeiro" w:date="2026-01-11T01:50:00Z" w16du:dateUtc="2026-01-11T00:50:00Z">
+      <w:del w:id="164" w:author="Joana Rodrigues Ribeiro" w:date="2026-01-11T01:50:00Z" w16du:dateUtc="2026-01-11T00:50:00Z">
         <w:r>
           <w:delText xml:space="preserve"> (or 4540 if we only consider “final publications”). </w:delText>
         </w:r>
@@ -3945,32 +3987,32 @@
       <w:r>
         <w:t>We considered that due to our relatively permissive search strategy (versus for the pilot phase) we would not need to consider more than a 10% interval, i.e</w:t>
       </w:r>
-      <w:del w:id="159" w:author="Joana Rodrigues Ribeiro" w:date="2026-01-11T01:52:00Z" w16du:dateUtc="2026-01-11T00:52:00Z">
+      <w:del w:id="165" w:author="Joana Rodrigues Ribeiro" w:date="2026-01-11T01:52:00Z" w16du:dateUtc="2026-01-11T00:52:00Z">
         <w:r>
           <w:delText>. ±29</w:delText>
         </w:r>
       </w:del>
-      <w:del w:id="160" w:author="Joana Rodrigues Ribeiro" w:date="2026-01-11T01:51:00Z" w16du:dateUtc="2026-01-11T00:51:00Z">
+      <w:del w:id="166" w:author="Joana Rodrigues Ribeiro" w:date="2026-01-11T01:51:00Z" w16du:dateUtc="2026-01-11T00:51:00Z">
         <w:r>
           <w:delText>1</w:delText>
         </w:r>
       </w:del>
-      <w:ins w:id="161" w:author="Joana Rodrigues Ribeiro" w:date="2026-01-11T18:12:00Z" w16du:dateUtc="2026-01-11T17:12:00Z">
+      <w:ins w:id="167" w:author="Joana Rodrigues Ribeiro" w:date="2026-01-11T18:12:00Z" w16du:dateUtc="2026-01-11T17:12:00Z">
         <w:r>
           <w:t xml:space="preserve">., </w:t>
         </w:r>
       </w:ins>
-      <w:del w:id="162" w:author="Joana Rodrigues Ribeiro" w:date="2026-01-11T18:12:00Z" w16du:dateUtc="2026-01-11T17:12:00Z">
+      <w:del w:id="168" w:author="Joana Rodrigues Ribeiro" w:date="2026-01-11T18:12:00Z" w16du:dateUtc="2026-01-11T17:12:00Z">
         <w:r>
           <w:delText xml:space="preserve"> </w:delText>
         </w:r>
       </w:del>
-      <w:ins w:id="163" w:author="Joana Rodrigues Ribeiro" w:date="2026-01-11T01:52:00Z" w16du:dateUtc="2026-01-11T00:52:00Z">
+      <w:ins w:id="169" w:author="Joana Rodrigues Ribeiro" w:date="2026-01-11T01:52:00Z" w16du:dateUtc="2026-01-11T00:52:00Z">
         <w:r>
           <w:t>3’209.</w:t>
         </w:r>
       </w:ins>
-      <w:del w:id="164" w:author="Joana Rodrigues Ribeiro" w:date="2026-01-11T01:52:00Z" w16du:dateUtc="2026-01-11T00:52:00Z">
+      <w:del w:id="170" w:author="Joana Rodrigues Ribeiro" w:date="2026-01-11T01:52:00Z" w16du:dateUtc="2026-01-11T00:52:00Z">
         <w:r>
           <w:delText xml:space="preserve">(or 454). </w:delText>
         </w:r>
@@ -3998,8 +4040,8 @@
       </w:r>
     </w:p>
     <w:p>
-      <w:bookmarkStart w:id="165" w:name="_heading=h.rbqjz3u6igr1" w:colFirst="0" w:colLast="0"/>
-      <w:bookmarkEnd w:id="165"/>
+      <w:bookmarkStart w:id="171" w:name="_heading=h.rbqjz3u6igr1" w:colFirst="0" w:colLast="0"/>
+      <w:bookmarkEnd w:id="171"/>
       <w:r>
         <w:t>None.</w:t>
       </w:r>
@@ -4036,7 +4078,7 @@
         <w:pStyle w:val="Heading1"/>
         <w:rPr>
           <w:lang w:val="fr-CH"/>
-          <w:rPrChange w:id="166" w:author="Milo Alan Puhan" w:date="2026-01-07T15:24:00Z" w16du:dateUtc="2026-01-07T14:24:00Z">
+          <w:rPrChange w:id="172" w:author="Milo Alan Puhan" w:date="2026-01-07T15:24:00Z" w16du:dateUtc="2026-01-07T14:24:00Z">
             <w:rPr>
               <w:lang w:val="de-CH"/>
             </w:rPr>
@@ -4046,7 +4088,7 @@
       <w:r>
         <w:rPr>
           <w:lang w:val="fr-CH"/>
-          <w:rPrChange w:id="167" w:author="Milo Alan Puhan" w:date="2026-01-07T15:24:00Z" w16du:dateUtc="2026-01-07T14:24:00Z">
+          <w:rPrChange w:id="173" w:author="Milo Alan Puhan" w:date="2026-01-07T15:24:00Z" w16du:dateUtc="2026-01-07T14:24:00Z">
             <w:rPr>
               <w:lang w:val="de-CH"/>
             </w:rPr>
@@ -4071,7 +4113,7 @@
       <w:r>
         <w:rPr>
           <w:lang w:val="fr-CH"/>
-          <w:rPrChange w:id="168" w:author="Milo Alan Puhan" w:date="2026-01-07T15:24:00Z" w16du:dateUtc="2026-01-07T14:24:00Z">
+          <w:rPrChange w:id="174" w:author="Milo Alan Puhan" w:date="2026-01-07T15:24:00Z" w16du:dateUtc="2026-01-07T14:24:00Z">
             <w:rPr>
               <w:lang w:val="de-CH"/>
             </w:rPr>
@@ -4819,7 +4861,7 @@
       </w:r>
     </w:p>
   </w:comment>
-  <w:comment w:id="65" w:author="Milo Alan Puhan" w:date="2026-01-07T16:12:00Z" w:initials="MP">
+  <w:comment w:id="67" w:author="Milo Alan Puhan" w:date="2026-01-07T16:12:00Z" w:initials="MP">
     <w:p>
       <w:pPr>
         <w:pStyle w:val="CommentText"/>
@@ -4835,7 +4877,7 @@
       </w:r>
     </w:p>
   </w:comment>
-  <w:comment w:id="76" w:author="Milo Alan Puhan" w:date="2026-01-07T16:13:00Z" w:initials="MP">
+  <w:comment w:id="78" w:author="Milo Alan Puhan" w:date="2026-01-07T16:13:00Z" w:initials="MP">
     <w:p>
       <w:pPr>
         <w:pStyle w:val="CommentText"/>
@@ -4851,7 +4893,7 @@
       </w:r>
     </w:p>
   </w:comment>
-  <w:comment w:id="77" w:author="fariba abbassi" w:date="2026-01-08T06:03:00Z" w:initials="fa">
+  <w:comment w:id="79" w:author="fariba abbassi" w:date="2026-01-08T06:03:00Z" w:initials="fa">
     <w:p>
       <w:r>
         <w:rPr>
@@ -4868,7 +4910,7 @@
       </w:r>
     </w:p>
   </w:comment>
-  <w:comment w:id="78" w:author="Joana Rodrigues Ribeiro" w:date="2026-01-11T00:54:00Z" w:initials="JRR">
+  <w:comment w:id="80" w:author="Joana Rodrigues Ribeiro" w:date="2026-01-11T00:54:00Z" w:initials="JRR">
     <w:p>
       <w:r>
         <w:rPr>
@@ -4885,7 +4927,7 @@
       </w:r>
     </w:p>
   </w:comment>
-  <w:comment w:id="79" w:author="Joana Rodrigues Ribeiro" w:date="2026-01-11T00:46:00Z" w:initials="JRR">
+  <w:comment w:id="84" w:author="Joana Rodrigues Ribeiro" w:date="2026-01-11T00:46:00Z" w:initials="JRR">
     <w:p>
       <w:r>
         <w:rPr>
@@ -4902,7 +4944,7 @@
       </w:r>
     </w:p>
   </w:comment>
-  <w:comment w:id="81" w:author="fariba abbassi" w:date="2026-01-08T06:08:00Z" w:initials="fa">
+  <w:comment w:id="86" w:author="fariba abbassi" w:date="2026-01-08T06:08:00Z" w:initials="fa">
     <w:p>
       <w:r>
         <w:rPr>
@@ -4929,7 +4971,7 @@
       </w:r>
     </w:p>
   </w:comment>
-  <w:comment w:id="82" w:author="Joana Rodrigues Ribeiro" w:date="2026-01-10T16:55:00Z" w:initials="JRR">
+  <w:comment w:id="87" w:author="Joana Rodrigues Ribeiro" w:date="2026-01-10T16:55:00Z" w:initials="JRR">
     <w:p>
       <w:r>
         <w:rPr>
@@ -4964,7 +5006,7 @@
       </w:r>
     </w:p>
   </w:comment>
-  <w:comment w:id="83" w:author="fariba abbassi" w:date="2026-01-08T06:09:00Z" w:initials="fa">
+  <w:comment w:id="88" w:author="fariba abbassi" w:date="2026-01-08T06:09:00Z" w:initials="fa">
     <w:p>
       <w:r>
         <w:rPr>
@@ -4981,7 +5023,7 @@
       </w:r>
     </w:p>
   </w:comment>
-  <w:comment w:id="84" w:author="Joana Rodrigues Ribeiro" w:date="2026-01-10T23:29:00Z" w:initials="JRR">
+  <w:comment w:id="89" w:author="Joana Rodrigues Ribeiro" w:date="2026-01-10T23:29:00Z" w:initials="JRR">
     <w:p>
       <w:r>
         <w:rPr>
@@ -5212,7 +5254,7 @@
       </w:r>
     </w:p>
   </w:comment>
-  <w:comment w:id="100" w:author="Milo Alan Puhan" w:date="2026-01-07T16:41:00Z" w:initials="MP">
+  <w:comment w:id="106" w:author="Milo Alan Puhan" w:date="2026-01-07T16:41:00Z" w:initials="MP">
     <w:p>
       <w:pPr>
         <w:pStyle w:val="CommentText"/>
@@ -5228,7 +5270,7 @@
       </w:r>
     </w:p>
   </w:comment>
-  <w:comment w:id="101" w:author="Joana Rodrigues Ribeiro" w:date="2026-01-11T18:12:00Z" w:initials="JRR">
+  <w:comment w:id="107" w:author="Joana Rodrigues Ribeiro" w:date="2026-01-11T18:12:00Z" w:initials="JRR">
     <w:p>
       <w:r>
         <w:rPr>
@@ -5245,7 +5287,7 @@
       </w:r>
     </w:p>
   </w:comment>
-  <w:comment w:id="107" w:author="Milo Alan Puhan" w:date="2026-01-07T16:42:00Z" w:initials="MP">
+  <w:comment w:id="113" w:author="Milo Alan Puhan" w:date="2026-01-07T16:42:00Z" w:initials="MP">
     <w:p>
       <w:pPr>
         <w:pStyle w:val="CommentText"/>
@@ -5261,7 +5303,7 @@
       </w:r>
     </w:p>
   </w:comment>
-  <w:comment w:id="111" w:author="fariba abbassi" w:date="2026-01-05T11:20:00Z" w:initials="fa">
+  <w:comment w:id="117" w:author="fariba abbassi" w:date="2026-01-05T11:20:00Z" w:initials="fa">
     <w:p>
       <w:r>
         <w:rPr>
@@ -5278,7 +5320,7 @@
       </w:r>
     </w:p>
   </w:comment>
-  <w:comment w:id="112" w:author="Joana Rodrigues Ribeiro" w:date="2026-01-05T12:47:00Z" w:initials="JRR">
+  <w:comment w:id="118" w:author="Joana Rodrigues Ribeiro" w:date="2026-01-05T12:47:00Z" w:initials="JRR">
     <w:p>
       <w:r>
         <w:rPr>
@@ -5332,7 +5374,7 @@
       </w:r>
     </w:p>
   </w:comment>
-  <w:comment w:id="113" w:author="Milo Alan Puhan" w:date="2026-01-07T16:27:00Z" w:initials="MP">
+  <w:comment w:id="119" w:author="Milo Alan Puhan" w:date="2026-01-07T16:27:00Z" w:initials="MP">
     <w:p>
       <w:pPr>
         <w:pStyle w:val="CommentText"/>
@@ -5348,7 +5390,7 @@
       </w:r>
     </w:p>
   </w:comment>
-  <w:comment w:id="114" w:author="Joana Rodrigues Ribeiro" w:date="2026-01-10T20:25:00Z" w:initials="JRR">
+  <w:comment w:id="120" w:author="Joana Rodrigues Ribeiro" w:date="2026-01-10T20:25:00Z" w:initials="JRR">
     <w:p>
       <w:r>
         <w:rPr>
@@ -5365,7 +5407,7 @@
       </w:r>
     </w:p>
   </w:comment>
-  <w:comment w:id="115" w:author="Milo Alan Puhan" w:date="2025-12-24T09:27:00Z" w:initials="MP">
+  <w:comment w:id="121" w:author="Milo Alan Puhan" w:date="2025-12-24T09:27:00Z" w:initials="MP">
     <w:p>
       <w:pPr>
         <w:pStyle w:val="CommentText"/>
@@ -5381,7 +5423,7 @@
       </w:r>
     </w:p>
   </w:comment>
-  <w:comment w:id="116" w:author="Joana Rodrigues Ribeiro" w:date="2025-12-26T14:01:00Z" w:initials="JRR">
+  <w:comment w:id="122" w:author="Joana Rodrigues Ribeiro" w:date="2025-12-26T14:01:00Z" w:initials="JRR">
     <w:p>
       <w:r>
         <w:rPr>
@@ -5398,7 +5440,7 @@
       </w:r>
     </w:p>
   </w:comment>
-  <w:comment w:id="126" w:author="Milo Alan Puhan" w:date="2026-01-07T16:27:00Z" w:initials="MP">
+  <w:comment w:id="132" w:author="Milo Alan Puhan" w:date="2026-01-07T16:27:00Z" w:initials="MP">
     <w:p>
       <w:pPr>
         <w:pStyle w:val="CommentText"/>
@@ -5414,7 +5456,7 @@
       </w:r>
     </w:p>
   </w:comment>
-  <w:comment w:id="140" w:author="Joana Rodrigues Ribeiro" w:date="2026-01-11T01:33:00Z" w:initials="JRR">
+  <w:comment w:id="146" w:author="Joana Rodrigues Ribeiro" w:date="2026-01-11T01:33:00Z" w:initials="JRR">
     <w:p>
       <w:r>
         <w:rPr>
@@ -5431,7 +5473,7 @@
       </w:r>
     </w:p>
   </w:comment>
-  <w:comment w:id="153" w:author="Joana Rodrigues Ribeiro" w:date="2026-01-05T13:36:00Z" w:initials="JRR">
+  <w:comment w:id="159" w:author="Joana Rodrigues Ribeiro" w:date="2026-01-05T13:36:00Z" w:initials="JRR">
     <w:p>
       <w:r>
         <w:rPr>
@@ -5793,7 +5835,7 @@
       </w:rPr>
       <w:t xml:space="preserve">Version 1.0, last update in </w:t>
     </w:r>
-    <w:del w:id="70" w:author="Joana Rodrigues Ribeiro" w:date="2026-01-11T18:19:00Z" w16du:dateUtc="2026-01-11T17:19:00Z">
+    <w:del w:id="72" w:author="Joana Rodrigues Ribeiro" w:date="2026-01-11T18:19:00Z" w16du:dateUtc="2026-01-11T17:19:00Z">
       <w:r>
         <w:rPr>
           <w:color w:val="000000"/>
@@ -5807,29 +5849,23 @@
         <w:delText xml:space="preserve"> </w:delText>
       </w:r>
     </w:del>
-    <w:ins w:id="71" w:author="Joana Rodrigues Ribeiro" w:date="2026-01-11T18:19:00Z" w16du:dateUtc="2026-01-11T17:19:00Z">
+    <w:ins w:id="73" w:author="Joana Rodrigues Ribeiro" w:date="2026-01-11T18:19:00Z" w16du:dateUtc="2026-01-11T17:19:00Z">
       <w:r>
         <w:rPr>
           <w:color w:val="000000"/>
         </w:rPr>
-        <w:t>January</w:t>
-      </w:r>
-      <w:r>
-        <w:rPr>
-          <w:color w:val="000000"/>
-        </w:rPr>
-        <w:t xml:space="preserve"> </w:t>
+        <w:t xml:space="preserve">January </w:t>
       </w:r>
     </w:ins>
     <w:r>
       <w:t>1</w:t>
     </w:r>
-    <w:ins w:id="72" w:author="Joana Rodrigues Ribeiro" w:date="2026-01-11T18:19:00Z" w16du:dateUtc="2026-01-11T17:19:00Z">
+    <w:ins w:id="74" w:author="Joana Rodrigues Ribeiro" w:date="2026-01-11T18:19:00Z" w16du:dateUtc="2026-01-11T17:19:00Z">
       <w:r>
         <w:t>1</w:t>
       </w:r>
     </w:ins>
-    <w:del w:id="73" w:author="Joana Rodrigues Ribeiro" w:date="2026-01-11T18:19:00Z" w16du:dateUtc="2026-01-11T17:19:00Z">
+    <w:del w:id="75" w:author="Joana Rodrigues Ribeiro" w:date="2026-01-11T18:19:00Z" w16du:dateUtc="2026-01-11T17:19:00Z">
       <w:r>
         <w:delText>5</w:delText>
       </w:r>
@@ -5840,7 +5876,7 @@
       </w:rPr>
       <w:t>, 202</w:t>
     </w:r>
-    <w:ins w:id="74" w:author="Joana Rodrigues Ribeiro" w:date="2026-01-11T18:19:00Z" w16du:dateUtc="2026-01-11T17:19:00Z">
+    <w:ins w:id="76" w:author="Joana Rodrigues Ribeiro" w:date="2026-01-11T18:19:00Z" w16du:dateUtc="2026-01-11T17:19:00Z">
       <w:r>
         <w:rPr>
           <w:color w:val="000000"/>
@@ -5848,7 +5884,7 @@
         <w:t>6</w:t>
       </w:r>
     </w:ins>
-    <w:del w:id="75" w:author="Joana Rodrigues Ribeiro" w:date="2026-01-11T18:19:00Z" w16du:dateUtc="2026-01-11T17:19:00Z">
+    <w:del w:id="77" w:author="Joana Rodrigues Ribeiro" w:date="2026-01-11T18:19:00Z" w16du:dateUtc="2026-01-11T17:19:00Z">
       <w:r>
         <w:rPr>
           <w:color w:val="000000"/>
